--- a/Knowledge/3-Work knowledge/1-Software Engineering/2-General Technologies/9-Databases/5-My Source/1-Intro to Databases/1-Data Models/3-Types of Data Models/7-Graph Model.docx
+++ b/Knowledge/3-Work knowledge/1-Software Engineering/2-General Technologies/9-Databases/5-My Source/1-Intro to Databases/1-Data Models/3-Types of Data Models/7-Graph Model.docx
@@ -31,6 +31,7 @@
       </w:pPr>
       <w:r>
         <w:rPr>
+          <w:rFonts w:ascii="Arial" w:hAnsi="Arial" w:eastAsia="Arial"/>
           <w:b/>
           <w:color w:val="000000"/>
           <w:sz w:val="18"/>
@@ -40,6 +41,7 @@
       </w:r>
       <w:r>
         <w:rPr>
+          <w:rFonts w:ascii="Arial" w:hAnsi="Arial" w:eastAsia="Arial"/>
           <w:color w:val="000000"/>
           <w:sz w:val="18"/>
           <w:highlight w:val="lightGray"/>
@@ -48,6 +50,7 @@
       </w:r>
       <w:r>
         <w:rPr>
+          <w:rFonts w:ascii="Arial" w:hAnsi="Arial" w:eastAsia="Arial"/>
           <w:b/>
           <w:color w:val="000000"/>
           <w:sz w:val="18"/>
@@ -57,6 +60,7 @@
       </w:r>
       <w:r>
         <w:rPr>
+          <w:rFonts w:ascii="Arial" w:hAnsi="Arial" w:eastAsia="Arial"/>
           <w:color w:val="000000"/>
           <w:sz w:val="18"/>
           <w:highlight w:val="lightGray"/>
@@ -65,6 +69,7 @@
       </w:r>
       <w:r>
         <w:rPr>
+          <w:rFonts w:ascii="Arial" w:hAnsi="Arial" w:eastAsia="Arial"/>
           <w:b/>
           <w:color w:val="000000"/>
           <w:sz w:val="18"/>
@@ -74,6 +79,7 @@
       </w:r>
       <w:r>
         <w:rPr>
+          <w:rFonts w:ascii="Arial" w:hAnsi="Arial" w:eastAsia="Arial"/>
           <w:color w:val="000000"/>
           <w:sz w:val="18"/>
           <w:highlight w:val="lightGray"/>
@@ -195,6 +201,7 @@
       </w:pPr>
       <w:r>
         <w:rPr>
+          <w:rFonts w:ascii="Arial" w:hAnsi="Arial" w:eastAsia="Arial"/>
           <w:b/>
           <w:color w:val="000000"/>
           <w:sz w:val="18"/>
@@ -204,6 +211,7 @@
       </w:r>
       <w:r>
         <w:rPr>
+          <w:rFonts w:ascii="Arial" w:hAnsi="Arial" w:eastAsia="Arial"/>
           <w:color w:val="000000"/>
           <w:sz w:val="18"/>
           <w:highlight w:val="lightGray"/>
@@ -212,6 +220,7 @@
       </w:r>
       <w:r>
         <w:rPr>
+          <w:rFonts w:ascii="Arial" w:hAnsi="Arial" w:eastAsia="Arial"/>
           <w:b/>
           <w:color w:val="000000"/>
           <w:sz w:val="18"/>
@@ -221,6 +230,7 @@
       </w:r>
       <w:r>
         <w:rPr>
+          <w:rFonts w:ascii="Arial" w:hAnsi="Arial" w:eastAsia="Arial"/>
           <w:color w:val="000000"/>
           <w:sz w:val="18"/>
           <w:highlight w:val="lightGray"/>
@@ -229,6 +239,7 @@
       </w:r>
       <w:r>
         <w:rPr>
+          <w:rFonts w:ascii="Arial" w:hAnsi="Arial" w:eastAsia="Arial"/>
           <w:b/>
           <w:color w:val="000000"/>
           <w:sz w:val="18"/>
@@ -238,6 +249,7 @@
       </w:r>
       <w:r>
         <w:rPr>
+          <w:rFonts w:ascii="Arial" w:hAnsi="Arial" w:eastAsia="Arial"/>
           <w:color w:val="000000"/>
           <w:sz w:val="18"/>
           <w:highlight w:val="lightGray"/>
@@ -654,6 +666,7 @@
       </w:pPr>
       <w:r>
         <w:rPr>
+          <w:rFonts w:ascii="Arial" w:hAnsi="Arial" w:eastAsia="Arial"/>
           <w:b/>
           <w:color w:val="000000"/>
           <w:sz w:val="18"/>
@@ -663,6 +676,7 @@
       </w:r>
       <w:r>
         <w:rPr>
+          <w:rFonts w:ascii="Arial" w:hAnsi="Arial" w:eastAsia="Arial"/>
           <w:color w:val="000000"/>
           <w:sz w:val="18"/>
           <w:highlight w:val="lightGray"/>
@@ -671,6 +685,7 @@
       </w:r>
       <w:r>
         <w:rPr>
+          <w:rFonts w:ascii="Arial" w:hAnsi="Arial" w:eastAsia="Arial"/>
           <w:b/>
           <w:color w:val="000000"/>
           <w:sz w:val="18"/>
@@ -680,6 +695,7 @@
       </w:r>
       <w:r>
         <w:rPr>
+          <w:rFonts w:ascii="Arial" w:hAnsi="Arial" w:eastAsia="Arial"/>
           <w:color w:val="000000"/>
           <w:sz w:val="18"/>
           <w:highlight w:val="lightGray"/>
@@ -688,6 +704,7 @@
       </w:r>
       <w:r>
         <w:rPr>
+          <w:rFonts w:ascii="Arial" w:hAnsi="Arial" w:eastAsia="Arial"/>
           <w:b/>
           <w:color w:val="000000"/>
           <w:sz w:val="18"/>
@@ -697,6 +714,7 @@
       </w:r>
       <w:r>
         <w:rPr>
+          <w:rFonts w:ascii="Arial" w:hAnsi="Arial" w:eastAsia="Arial"/>
           <w:color w:val="000000"/>
           <w:sz w:val="18"/>
           <w:highlight w:val="lightGray"/>
@@ -929,6 +947,7 @@
       </w:pPr>
       <w:r>
         <w:rPr>
+          <w:rFonts w:ascii="Arial" w:hAnsi="Arial" w:eastAsia="Arial"/>
           <w:b/>
           <w:color w:val="000000"/>
           <w:sz w:val="18"/>
@@ -938,6 +957,7 @@
       </w:r>
       <w:r>
         <w:rPr>
+          <w:rFonts w:ascii="Arial" w:hAnsi="Arial" w:eastAsia="Arial"/>
           <w:color w:val="000000"/>
           <w:sz w:val="18"/>
           <w:highlight w:val="lightGray"/>
@@ -946,6 +966,7 @@
       </w:r>
       <w:r>
         <w:rPr>
+          <w:rFonts w:ascii="Arial" w:hAnsi="Arial" w:eastAsia="Arial"/>
           <w:b/>
           <w:color w:val="000000"/>
           <w:sz w:val="18"/>
@@ -955,6 +976,7 @@
       </w:r>
       <w:r>
         <w:rPr>
+          <w:rFonts w:ascii="Arial" w:hAnsi="Arial" w:eastAsia="Arial"/>
           <w:color w:val="000000"/>
           <w:sz w:val="18"/>
           <w:highlight w:val="lightGray"/>
@@ -963,6 +985,7 @@
       </w:r>
       <w:r>
         <w:rPr>
+          <w:rFonts w:ascii="Arial" w:hAnsi="Arial" w:eastAsia="Arial"/>
           <w:b/>
           <w:color w:val="000000"/>
           <w:sz w:val="18"/>
@@ -972,6 +995,7 @@
       </w:r>
       <w:r>
         <w:rPr>
+          <w:rFonts w:ascii="Arial" w:hAnsi="Arial" w:eastAsia="Arial"/>
           <w:color w:val="000000"/>
           <w:sz w:val="18"/>
           <w:highlight w:val="lightGray"/>
@@ -1093,6 +1117,7 @@
       </w:pPr>
       <w:r>
         <w:rPr>
+          <w:rFonts w:ascii="Arial" w:hAnsi="Arial" w:eastAsia="Arial"/>
           <w:b/>
           <w:color w:val="000000"/>
           <w:sz w:val="18"/>
@@ -1102,6 +1127,7 @@
       </w:r>
       <w:r>
         <w:rPr>
+          <w:rFonts w:ascii="Arial" w:hAnsi="Arial" w:eastAsia="Arial"/>
           <w:color w:val="000000"/>
           <w:sz w:val="18"/>
           <w:highlight w:val="lightGray"/>
@@ -1110,6 +1136,7 @@
       </w:r>
       <w:r>
         <w:rPr>
+          <w:rFonts w:ascii="Arial" w:hAnsi="Arial" w:eastAsia="Arial"/>
           <w:b/>
           <w:color w:val="000000"/>
           <w:sz w:val="18"/>
@@ -1119,6 +1146,7 @@
       </w:r>
       <w:r>
         <w:rPr>
+          <w:rFonts w:ascii="Arial" w:hAnsi="Arial" w:eastAsia="Arial"/>
           <w:color w:val="000000"/>
           <w:sz w:val="18"/>
           <w:highlight w:val="lightGray"/>
@@ -1127,6 +1155,7 @@
       </w:r>
       <w:r>
         <w:rPr>
+          <w:rFonts w:ascii="Arial" w:hAnsi="Arial" w:eastAsia="Arial"/>
           <w:b/>
           <w:color w:val="000000"/>
           <w:sz w:val="18"/>
@@ -1136,6 +1165,7 @@
       </w:r>
       <w:r>
         <w:rPr>
+          <w:rFonts w:ascii="Arial" w:hAnsi="Arial" w:eastAsia="Arial"/>
           <w:color w:val="000000"/>
           <w:sz w:val="18"/>
           <w:highlight w:val="lightGray"/>
@@ -1269,6 +1299,7 @@
       </w:pPr>
       <w:r>
         <w:rPr>
+          <w:rFonts w:ascii="Arial" w:hAnsi="Arial" w:eastAsia="Arial"/>
           <w:b/>
           <w:color w:val="000000"/>
           <w:sz w:val="18"/>
@@ -1278,6 +1309,7 @@
       </w:r>
       <w:r>
         <w:rPr>
+          <w:rFonts w:ascii="Arial" w:hAnsi="Arial" w:eastAsia="Arial"/>
           <w:color w:val="000000"/>
           <w:sz w:val="18"/>
           <w:highlight w:val="lightGray"/>
@@ -1286,6 +1318,7 @@
       </w:r>
       <w:r>
         <w:rPr>
+          <w:rFonts w:ascii="Arial" w:hAnsi="Arial" w:eastAsia="Arial"/>
           <w:b/>
           <w:color w:val="000000"/>
           <w:sz w:val="18"/>
@@ -1295,6 +1328,7 @@
       </w:r>
       <w:r>
         <w:rPr>
+          <w:rFonts w:ascii="Arial" w:hAnsi="Arial" w:eastAsia="Arial"/>
           <w:color w:val="000000"/>
           <w:sz w:val="18"/>
           <w:highlight w:val="lightGray"/>
@@ -1303,6 +1337,7 @@
       </w:r>
       <w:r>
         <w:rPr>
+          <w:rFonts w:ascii="Arial" w:hAnsi="Arial" w:eastAsia="Arial"/>
           <w:b/>
           <w:color w:val="000000"/>
           <w:sz w:val="18"/>
@@ -1312,6 +1347,7 @@
       </w:r>
       <w:r>
         <w:rPr>
+          <w:rFonts w:ascii="Arial" w:hAnsi="Arial" w:eastAsia="Arial"/>
           <w:color w:val="000000"/>
           <w:sz w:val="18"/>
           <w:highlight w:val="lightGray"/>
@@ -1745,6 +1781,7 @@
       </w:pPr>
       <w:r>
         <w:rPr>
+          <w:rFonts w:ascii="Arial" w:hAnsi="Arial" w:eastAsia="Arial"/>
           <w:b/>
           <w:color w:val="000000"/>
           <w:sz w:val="18"/>
@@ -1754,6 +1791,7 @@
       </w:r>
       <w:r>
         <w:rPr>
+          <w:rFonts w:ascii="Arial" w:hAnsi="Arial" w:eastAsia="Arial"/>
           <w:color w:val="000000"/>
           <w:sz w:val="18"/>
           <w:highlight w:val="lightGray"/>
@@ -1762,6 +1800,7 @@
       </w:r>
       <w:r>
         <w:rPr>
+          <w:rFonts w:ascii="Arial" w:hAnsi="Arial" w:eastAsia="Arial"/>
           <w:b/>
           <w:color w:val="000000"/>
           <w:sz w:val="18"/>
@@ -1771,6 +1810,7 @@
       </w:r>
       <w:r>
         <w:rPr>
+          <w:rFonts w:ascii="Arial" w:hAnsi="Arial" w:eastAsia="Arial"/>
           <w:color w:val="000000"/>
           <w:sz w:val="18"/>
           <w:highlight w:val="lightGray"/>
@@ -1779,6 +1819,7 @@
       </w:r>
       <w:r>
         <w:rPr>
+          <w:rFonts w:ascii="Arial" w:hAnsi="Arial" w:eastAsia="Arial"/>
           <w:b/>
           <w:color w:val="000000"/>
           <w:sz w:val="18"/>
@@ -1788,6 +1829,7 @@
       </w:r>
       <w:r>
         <w:rPr>
+          <w:rFonts w:ascii="Arial" w:hAnsi="Arial" w:eastAsia="Arial"/>
           <w:color w:val="000000"/>
           <w:sz w:val="18"/>
           <w:highlight w:val="lightGray"/>
@@ -2157,6 +2199,7 @@
       </w:pPr>
       <w:r>
         <w:rPr>
+          <w:rFonts w:ascii="Arial" w:hAnsi="Arial" w:eastAsia="Arial"/>
           <w:b/>
           <w:color w:val="000000"/>
           <w:sz w:val="18"/>
@@ -2166,6 +2209,7 @@
       </w:r>
       <w:r>
         <w:rPr>
+          <w:rFonts w:ascii="Arial" w:hAnsi="Arial" w:eastAsia="Arial"/>
           <w:color w:val="000000"/>
           <w:sz w:val="18"/>
           <w:highlight w:val="lightGray"/>
@@ -2174,6 +2218,7 @@
       </w:r>
       <w:r>
         <w:rPr>
+          <w:rFonts w:ascii="Arial" w:hAnsi="Arial" w:eastAsia="Arial"/>
           <w:b/>
           <w:color w:val="000000"/>
           <w:sz w:val="18"/>
@@ -2183,6 +2228,7 @@
       </w:r>
       <w:r>
         <w:rPr>
+          <w:rFonts w:ascii="Arial" w:hAnsi="Arial" w:eastAsia="Arial"/>
           <w:color w:val="000000"/>
           <w:sz w:val="18"/>
           <w:highlight w:val="lightGray"/>
@@ -2191,6 +2237,7 @@
       </w:r>
       <w:r>
         <w:rPr>
+          <w:rFonts w:ascii="Arial" w:hAnsi="Arial" w:eastAsia="Arial"/>
           <w:b/>
           <w:color w:val="000000"/>
           <w:sz w:val="18"/>
@@ -2200,6 +2247,7 @@
       </w:r>
       <w:r>
         <w:rPr>
+          <w:rFonts w:ascii="Arial" w:hAnsi="Arial" w:eastAsia="Arial"/>
           <w:color w:val="000000"/>
           <w:sz w:val="18"/>
           <w:highlight w:val="lightGray"/>
@@ -2608,6 +2656,7 @@
       </w:pPr>
       <w:r>
         <w:rPr>
+          <w:rFonts w:ascii="Arial" w:hAnsi="Arial" w:eastAsia="Arial"/>
           <w:b/>
           <w:color w:val="000000"/>
           <w:sz w:val="18"/>
@@ -2617,6 +2666,7 @@
       </w:r>
       <w:r>
         <w:rPr>
+          <w:rFonts w:ascii="Arial" w:hAnsi="Arial" w:eastAsia="Arial"/>
           <w:color w:val="000000"/>
           <w:sz w:val="18"/>
           <w:highlight w:val="lightGray"/>
@@ -2625,6 +2675,7 @@
       </w:r>
       <w:r>
         <w:rPr>
+          <w:rFonts w:ascii="Arial" w:hAnsi="Arial" w:eastAsia="Arial"/>
           <w:b/>
           <w:color w:val="000000"/>
           <w:sz w:val="18"/>
@@ -2634,6 +2685,7 @@
       </w:r>
       <w:r>
         <w:rPr>
+          <w:rFonts w:ascii="Arial" w:hAnsi="Arial" w:eastAsia="Arial"/>
           <w:color w:val="000000"/>
           <w:sz w:val="18"/>
           <w:highlight w:val="lightGray"/>
@@ -2642,6 +2694,7 @@
       </w:r>
       <w:r>
         <w:rPr>
+          <w:rFonts w:ascii="Arial" w:hAnsi="Arial" w:eastAsia="Arial"/>
           <w:b/>
           <w:color w:val="000000"/>
           <w:sz w:val="18"/>
@@ -2651,6 +2704,7 @@
       </w:r>
       <w:r>
         <w:rPr>
+          <w:rFonts w:ascii="Arial" w:hAnsi="Arial" w:eastAsia="Arial"/>
           <w:color w:val="000000"/>
           <w:sz w:val="18"/>
           <w:highlight w:val="lightGray"/>
@@ -3100,6 +3154,7 @@
       </w:pPr>
       <w:r>
         <w:rPr>
+          <w:rFonts w:ascii="Arial" w:hAnsi="Arial" w:eastAsia="Arial"/>
           <w:b/>
           <w:color w:val="000000"/>
           <w:sz w:val="18"/>
@@ -3109,6 +3164,7 @@
       </w:r>
       <w:r>
         <w:rPr>
+          <w:rFonts w:ascii="Arial" w:hAnsi="Arial" w:eastAsia="Arial"/>
           <w:color w:val="000000"/>
           <w:sz w:val="18"/>
           <w:highlight w:val="lightGray"/>
@@ -3117,6 +3173,7 @@
       </w:r>
       <w:r>
         <w:rPr>
+          <w:rFonts w:ascii="Arial" w:hAnsi="Arial" w:eastAsia="Arial"/>
           <w:b/>
           <w:color w:val="000000"/>
           <w:sz w:val="18"/>
@@ -3126,6 +3183,7 @@
       </w:r>
       <w:r>
         <w:rPr>
+          <w:rFonts w:ascii="Arial" w:hAnsi="Arial" w:eastAsia="Arial"/>
           <w:color w:val="000000"/>
           <w:sz w:val="18"/>
           <w:highlight w:val="lightGray"/>
@@ -3134,6 +3192,7 @@
       </w:r>
       <w:r>
         <w:rPr>
+          <w:rFonts w:ascii="Arial" w:hAnsi="Arial" w:eastAsia="Arial"/>
           <w:b/>
           <w:color w:val="000000"/>
           <w:sz w:val="18"/>
@@ -3143,6 +3202,7 @@
       </w:r>
       <w:r>
         <w:rPr>
+          <w:rFonts w:ascii="Arial" w:hAnsi="Arial" w:eastAsia="Arial"/>
           <w:color w:val="000000"/>
           <w:sz w:val="18"/>
           <w:highlight w:val="lightGray"/>
@@ -3241,6 +3301,7 @@
       </w:pPr>
       <w:r>
         <w:rPr>
+          <w:rFonts w:ascii="Arial" w:hAnsi="Arial" w:eastAsia="Arial"/>
           <w:b/>
           <w:color w:val="000000"/>
           <w:sz w:val="18"/>
@@ -3250,6 +3311,7 @@
       </w:r>
       <w:r>
         <w:rPr>
+          <w:rFonts w:ascii="Arial" w:hAnsi="Arial" w:eastAsia="Arial"/>
           <w:color w:val="000000"/>
           <w:sz w:val="18"/>
           <w:highlight w:val="lightGray"/>
@@ -3258,6 +3320,7 @@
       </w:r>
       <w:r>
         <w:rPr>
+          <w:rFonts w:ascii="Arial" w:hAnsi="Arial" w:eastAsia="Arial"/>
           <w:b/>
           <w:color w:val="000000"/>
           <w:sz w:val="18"/>
@@ -3267,6 +3330,7 @@
       </w:r>
       <w:r>
         <w:rPr>
+          <w:rFonts w:ascii="Arial" w:hAnsi="Arial" w:eastAsia="Arial"/>
           <w:color w:val="000000"/>
           <w:sz w:val="18"/>
           <w:highlight w:val="lightGray"/>
@@ -3275,6 +3339,7 @@
       </w:r>
       <w:r>
         <w:rPr>
+          <w:rFonts w:ascii="Arial" w:hAnsi="Arial" w:eastAsia="Arial"/>
           <w:b/>
           <w:color w:val="000000"/>
           <w:sz w:val="18"/>
@@ -3284,6 +3349,7 @@
       </w:r>
       <w:r>
         <w:rPr>
+          <w:rFonts w:ascii="Arial" w:hAnsi="Arial" w:eastAsia="Arial"/>
           <w:color w:val="000000"/>
           <w:sz w:val="18"/>
           <w:highlight w:val="lightGray"/>
@@ -4603,6 +4669,7 @@
       </w:pPr>
       <w:r>
         <w:rPr>
+          <w:rFonts w:ascii="Arial" w:hAnsi="Arial" w:eastAsia="Arial"/>
           <w:b/>
           <w:color w:val="000000"/>
           <w:sz w:val="18"/>
@@ -4612,6 +4679,7 @@
       </w:r>
       <w:r>
         <w:rPr>
+          <w:rFonts w:ascii="Arial" w:hAnsi="Arial" w:eastAsia="Arial"/>
           <w:color w:val="000000"/>
           <w:sz w:val="18"/>
           <w:highlight w:val="lightGray"/>
@@ -4620,6 +4688,7 @@
       </w:r>
       <w:r>
         <w:rPr>
+          <w:rFonts w:ascii="Arial" w:hAnsi="Arial" w:eastAsia="Arial"/>
           <w:b/>
           <w:color w:val="000000"/>
           <w:sz w:val="18"/>
@@ -4629,6 +4698,7 @@
       </w:r>
       <w:r>
         <w:rPr>
+          <w:rFonts w:ascii="Arial" w:hAnsi="Arial" w:eastAsia="Arial"/>
           <w:color w:val="000000"/>
           <w:sz w:val="18"/>
           <w:highlight w:val="lightGray"/>
@@ -4637,6 +4707,7 @@
       </w:r>
       <w:r>
         <w:rPr>
+          <w:rFonts w:ascii="Arial" w:hAnsi="Arial" w:eastAsia="Arial"/>
           <w:b/>
           <w:color w:val="000000"/>
           <w:sz w:val="18"/>
@@ -4646,6 +4717,7 @@
       </w:r>
       <w:r>
         <w:rPr>
+          <w:rFonts w:ascii="Arial" w:hAnsi="Arial" w:eastAsia="Arial"/>
           <w:color w:val="000000"/>
           <w:sz w:val="18"/>
           <w:highlight w:val="lightGray"/>
@@ -4831,6 +4903,7 @@
       </w:pPr>
       <w:r>
         <w:rPr>
+          <w:rFonts w:ascii="Arial" w:hAnsi="Arial" w:eastAsia="Arial"/>
           <w:b/>
           <w:color w:val="000000"/>
           <w:sz w:val="18"/>
@@ -4840,6 +4913,7 @@
       </w:r>
       <w:r>
         <w:rPr>
+          <w:rFonts w:ascii="Arial" w:hAnsi="Arial" w:eastAsia="Arial"/>
           <w:color w:val="000000"/>
           <w:sz w:val="18"/>
           <w:highlight w:val="lightGray"/>
@@ -4848,6 +4922,7 @@
       </w:r>
       <w:r>
         <w:rPr>
+          <w:rFonts w:ascii="Arial" w:hAnsi="Arial" w:eastAsia="Arial"/>
           <w:b/>
           <w:color w:val="000000"/>
           <w:sz w:val="18"/>
@@ -4857,6 +4932,7 @@
       </w:r>
       <w:r>
         <w:rPr>
+          <w:rFonts w:ascii="Arial" w:hAnsi="Arial" w:eastAsia="Arial"/>
           <w:color w:val="000000"/>
           <w:sz w:val="18"/>
           <w:highlight w:val="lightGray"/>
@@ -4865,6 +4941,7 @@
       </w:r>
       <w:r>
         <w:rPr>
+          <w:rFonts w:ascii="Arial" w:hAnsi="Arial" w:eastAsia="Arial"/>
           <w:b/>
           <w:color w:val="000000"/>
           <w:sz w:val="18"/>
@@ -4874,6 +4951,7 @@
       </w:r>
       <w:r>
         <w:rPr>
+          <w:rFonts w:ascii="Arial" w:hAnsi="Arial" w:eastAsia="Arial"/>
           <w:color w:val="000000"/>
           <w:sz w:val="18"/>
           <w:highlight w:val="lightGray"/>
@@ -5086,6 +5164,7 @@
       </w:pPr>
       <w:r>
         <w:rPr>
+          <w:rFonts w:ascii="Arial" w:hAnsi="Arial" w:eastAsia="Arial"/>
           <w:b/>
           <w:color w:val="000000"/>
           <w:sz w:val="18"/>
@@ -5095,6 +5174,7 @@
       </w:r>
       <w:r>
         <w:rPr>
+          <w:rFonts w:ascii="Arial" w:hAnsi="Arial" w:eastAsia="Arial"/>
           <w:color w:val="000000"/>
           <w:sz w:val="18"/>
           <w:highlight w:val="lightGray"/>
@@ -5103,6 +5183,7 @@
       </w:r>
       <w:r>
         <w:rPr>
+          <w:rFonts w:ascii="Arial" w:hAnsi="Arial" w:eastAsia="Arial"/>
           <w:b/>
           <w:color w:val="000000"/>
           <w:sz w:val="18"/>
@@ -5112,6 +5193,7 @@
       </w:r>
       <w:r>
         <w:rPr>
+          <w:rFonts w:ascii="Arial" w:hAnsi="Arial" w:eastAsia="Arial"/>
           <w:color w:val="000000"/>
           <w:sz w:val="18"/>
           <w:highlight w:val="lightGray"/>
@@ -5120,6 +5202,7 @@
       </w:r>
       <w:r>
         <w:rPr>
+          <w:rFonts w:ascii="Arial" w:hAnsi="Arial" w:eastAsia="Arial"/>
           <w:b/>
           <w:color w:val="000000"/>
           <w:sz w:val="18"/>
@@ -5129,6 +5212,7 @@
       </w:r>
       <w:r>
         <w:rPr>
+          <w:rFonts w:ascii="Arial" w:hAnsi="Arial" w:eastAsia="Arial"/>
           <w:color w:val="000000"/>
           <w:sz w:val="18"/>
           <w:highlight w:val="lightGray"/>
@@ -5195,6 +5279,7 @@
       </w:pPr>
       <w:r>
         <w:rPr>
+          <w:rFonts w:ascii="Arial" w:hAnsi="Arial" w:eastAsia="Arial"/>
           <w:b/>
           <w:color w:val="000000"/>
           <w:sz w:val="18"/>
@@ -5204,6 +5289,7 @@
       </w:r>
       <w:r>
         <w:rPr>
+          <w:rFonts w:ascii="Arial" w:hAnsi="Arial" w:eastAsia="Arial"/>
           <w:color w:val="000000"/>
           <w:sz w:val="18"/>
           <w:highlight w:val="lightGray"/>
@@ -5212,6 +5298,7 @@
       </w:r>
       <w:r>
         <w:rPr>
+          <w:rFonts w:ascii="Arial" w:hAnsi="Arial" w:eastAsia="Arial"/>
           <w:b/>
           <w:color w:val="000000"/>
           <w:sz w:val="18"/>
@@ -5221,6 +5308,7 @@
       </w:r>
       <w:r>
         <w:rPr>
+          <w:rFonts w:ascii="Arial" w:hAnsi="Arial" w:eastAsia="Arial"/>
           <w:color w:val="000000"/>
           <w:sz w:val="18"/>
           <w:highlight w:val="lightGray"/>
@@ -5229,6 +5317,7 @@
       </w:r>
       <w:r>
         <w:rPr>
+          <w:rFonts w:ascii="Arial" w:hAnsi="Arial" w:eastAsia="Arial"/>
           <w:b/>
           <w:color w:val="000000"/>
           <w:sz w:val="18"/>
@@ -5238,6 +5327,7 @@
       </w:r>
       <w:r>
         <w:rPr>
+          <w:rFonts w:ascii="Arial" w:hAnsi="Arial" w:eastAsia="Arial"/>
           <w:color w:val="000000"/>
           <w:sz w:val="18"/>
           <w:highlight w:val="lightGray"/>
@@ -5498,6 +5588,7 @@
       </w:pPr>
       <w:r>
         <w:rPr>
+          <w:rFonts w:ascii="Arial" w:hAnsi="Arial" w:eastAsia="Arial"/>
           <w:b/>
           <w:color w:val="000000"/>
           <w:sz w:val="18"/>
@@ -5507,6 +5598,7 @@
       </w:r>
       <w:r>
         <w:rPr>
+          <w:rFonts w:ascii="Arial" w:hAnsi="Arial" w:eastAsia="Arial"/>
           <w:color w:val="000000"/>
           <w:sz w:val="18"/>
           <w:highlight w:val="lightGray"/>
@@ -5515,6 +5607,7 @@
       </w:r>
       <w:r>
         <w:rPr>
+          <w:rFonts w:ascii="Arial" w:hAnsi="Arial" w:eastAsia="Arial"/>
           <w:b/>
           <w:color w:val="000000"/>
           <w:sz w:val="18"/>
@@ -5524,6 +5617,7 @@
       </w:r>
       <w:r>
         <w:rPr>
+          <w:rFonts w:ascii="Arial" w:hAnsi="Arial" w:eastAsia="Arial"/>
           <w:color w:val="000000"/>
           <w:sz w:val="18"/>
           <w:highlight w:val="lightGray"/>
@@ -5532,6 +5626,7 @@
       </w:r>
       <w:r>
         <w:rPr>
+          <w:rFonts w:ascii="Arial" w:hAnsi="Arial" w:eastAsia="Arial"/>
           <w:b/>
           <w:color w:val="000000"/>
           <w:sz w:val="18"/>
@@ -5541,6 +5636,7 @@
       </w:r>
       <w:r>
         <w:rPr>
+          <w:rFonts w:ascii="Arial" w:hAnsi="Arial" w:eastAsia="Arial"/>
           <w:color w:val="000000"/>
           <w:sz w:val="18"/>
           <w:highlight w:val="lightGray"/>
@@ -5799,6 +5895,7 @@
       </w:pPr>
       <w:r>
         <w:rPr>
+          <w:rFonts w:ascii="Arial" w:hAnsi="Arial" w:eastAsia="Arial"/>
           <w:b/>
           <w:color w:val="000000"/>
           <w:sz w:val="18"/>
@@ -5808,6 +5905,7 @@
       </w:r>
       <w:r>
         <w:rPr>
+          <w:rFonts w:ascii="Arial" w:hAnsi="Arial" w:eastAsia="Arial"/>
           <w:color w:val="000000"/>
           <w:sz w:val="18"/>
           <w:highlight w:val="lightGray"/>
@@ -5816,6 +5914,7 @@
       </w:r>
       <w:r>
         <w:rPr>
+          <w:rFonts w:ascii="Arial" w:hAnsi="Arial" w:eastAsia="Arial"/>
           <w:b/>
           <w:color w:val="000000"/>
           <w:sz w:val="18"/>
@@ -5825,6 +5924,7 @@
       </w:r>
       <w:r>
         <w:rPr>
+          <w:rFonts w:ascii="Arial" w:hAnsi="Arial" w:eastAsia="Arial"/>
           <w:color w:val="000000"/>
           <w:sz w:val="18"/>
           <w:highlight w:val="lightGray"/>
@@ -5833,6 +5933,7 @@
       </w:r>
       <w:r>
         <w:rPr>
+          <w:rFonts w:ascii="Arial" w:hAnsi="Arial" w:eastAsia="Arial"/>
           <w:b/>
           <w:color w:val="000000"/>
           <w:sz w:val="18"/>
@@ -5842,6 +5943,7 @@
       </w:r>
       <w:r>
         <w:rPr>
+          <w:rFonts w:ascii="Arial" w:hAnsi="Arial" w:eastAsia="Arial"/>
           <w:color w:val="000000"/>
           <w:sz w:val="18"/>
           <w:highlight w:val="lightGray"/>
@@ -6547,6 +6649,7 @@
       </w:pPr>
       <w:r>
         <w:rPr>
+          <w:rFonts w:ascii="Arial" w:hAnsi="Arial" w:eastAsia="Arial"/>
           <w:b/>
           <w:color w:val="000000"/>
           <w:sz w:val="18"/>
@@ -6556,6 +6659,7 @@
       </w:r>
       <w:r>
         <w:rPr>
+          <w:rFonts w:ascii="Arial" w:hAnsi="Arial" w:eastAsia="Arial"/>
           <w:color w:val="000000"/>
           <w:sz w:val="18"/>
           <w:highlight w:val="lightGray"/>
@@ -6564,6 +6668,7 @@
       </w:r>
       <w:r>
         <w:rPr>
+          <w:rFonts w:ascii="Arial" w:hAnsi="Arial" w:eastAsia="Arial"/>
           <w:b/>
           <w:color w:val="000000"/>
           <w:sz w:val="18"/>
@@ -6573,6 +6678,7 @@
       </w:r>
       <w:r>
         <w:rPr>
+          <w:rFonts w:ascii="Arial" w:hAnsi="Arial" w:eastAsia="Arial"/>
           <w:color w:val="000000"/>
           <w:sz w:val="18"/>
           <w:highlight w:val="lightGray"/>
@@ -6581,6 +6687,7 @@
       </w:r>
       <w:r>
         <w:rPr>
+          <w:rFonts w:ascii="Arial" w:hAnsi="Arial" w:eastAsia="Arial"/>
           <w:b/>
           <w:color w:val="000000"/>
           <w:sz w:val="18"/>
@@ -6590,6 +6697,7 @@
       </w:r>
       <w:r>
         <w:rPr>
+          <w:rFonts w:ascii="Arial" w:hAnsi="Arial" w:eastAsia="Arial"/>
           <w:color w:val="000000"/>
           <w:sz w:val="18"/>
           <w:highlight w:val="lightGray"/>
@@ -7000,6 +7108,7 @@
       </w:pPr>
       <w:r>
         <w:rPr>
+          <w:rFonts w:ascii="Arial" w:hAnsi="Arial" w:eastAsia="Arial"/>
           <w:b/>
           <w:color w:val="000000"/>
           <w:sz w:val="18"/>
@@ -7009,6 +7118,7 @@
       </w:r>
       <w:r>
         <w:rPr>
+          <w:rFonts w:ascii="Arial" w:hAnsi="Arial" w:eastAsia="Arial"/>
           <w:color w:val="000000"/>
           <w:sz w:val="18"/>
           <w:highlight w:val="lightGray"/>
@@ -7017,6 +7127,7 @@
       </w:r>
       <w:r>
         <w:rPr>
+          <w:rFonts w:ascii="Arial" w:hAnsi="Arial" w:eastAsia="Arial"/>
           <w:b/>
           <w:color w:val="000000"/>
           <w:sz w:val="18"/>
@@ -7026,6 +7137,7 @@
       </w:r>
       <w:r>
         <w:rPr>
+          <w:rFonts w:ascii="Arial" w:hAnsi="Arial" w:eastAsia="Arial"/>
           <w:color w:val="000000"/>
           <w:sz w:val="18"/>
           <w:highlight w:val="lightGray"/>
@@ -7034,6 +7146,7 @@
       </w:r>
       <w:r>
         <w:rPr>
+          <w:rFonts w:ascii="Arial" w:hAnsi="Arial" w:eastAsia="Arial"/>
           <w:b/>
           <w:color w:val="000000"/>
           <w:sz w:val="18"/>
@@ -7043,6 +7156,7 @@
       </w:r>
       <w:r>
         <w:rPr>
+          <w:rFonts w:ascii="Arial" w:hAnsi="Arial" w:eastAsia="Arial"/>
           <w:color w:val="000000"/>
           <w:sz w:val="18"/>
           <w:highlight w:val="lightGray"/>
@@ -7185,6 +7299,7 @@
       </w:pPr>
       <w:r>
         <w:rPr>
+          <w:rFonts w:ascii="Arial" w:hAnsi="Arial" w:eastAsia="Arial"/>
           <w:b/>
           <w:color w:val="000000"/>
           <w:sz w:val="18"/>
@@ -7194,6 +7309,7 @@
       </w:r>
       <w:r>
         <w:rPr>
+          <w:rFonts w:ascii="Arial" w:hAnsi="Arial" w:eastAsia="Arial"/>
           <w:color w:val="000000"/>
           <w:sz w:val="18"/>
           <w:highlight w:val="lightGray"/>
@@ -7202,6 +7318,7 @@
       </w:r>
       <w:r>
         <w:rPr>
+          <w:rFonts w:ascii="Arial" w:hAnsi="Arial" w:eastAsia="Arial"/>
           <w:b/>
           <w:color w:val="000000"/>
           <w:sz w:val="18"/>
@@ -7211,6 +7328,7 @@
       </w:r>
       <w:r>
         <w:rPr>
+          <w:rFonts w:ascii="Arial" w:hAnsi="Arial" w:eastAsia="Arial"/>
           <w:color w:val="000000"/>
           <w:sz w:val="18"/>
           <w:highlight w:val="lightGray"/>
@@ -7219,6 +7337,7 @@
       </w:r>
       <w:r>
         <w:rPr>
+          <w:rFonts w:ascii="Arial" w:hAnsi="Arial" w:eastAsia="Arial"/>
           <w:b/>
           <w:color w:val="000000"/>
           <w:sz w:val="18"/>
@@ -7228,6 +7347,7 @@
       </w:r>
       <w:r>
         <w:rPr>
+          <w:rFonts w:ascii="Arial" w:hAnsi="Arial" w:eastAsia="Arial"/>
           <w:color w:val="000000"/>
           <w:sz w:val="18"/>
           <w:highlight w:val="lightGray"/>

--- a/Knowledge/3-Work knowledge/1-Software Engineering/2-General Technologies/9-Databases/5-My Source/1-Intro to Databases/1-Data Models/3-Types of Data Models/7-Graph Model.docx
+++ b/Knowledge/3-Work knowledge/1-Software Engineering/2-General Technologies/9-Databases/5-My Source/1-Intro to Databases/1-Data Models/3-Types of Data Models/7-Graph Model.docx
@@ -9,6 +9,9 @@
       <w:bookmarkStart w:id="0" w:name="_teaptvt115dn" w:colFirst="0" w:colLast="0"/>
       <w:bookmarkEnd w:id="0"/>
       <w:r>
+        <w:rPr>
+          <w:rFonts w:ascii="Calibri Light" w:hAnsi="Calibri Light" w:eastAsia="Calibri Light"/>
+        </w:rPr>
         <w:t>Graph Model</w:t>
       </w:r>
     </w:p>
@@ -22,6 +25,9 @@
       <w:bookmarkStart w:id="1" w:name="_5jtggksjsyuj" w:colFirst="0" w:colLast="0"/>
       <w:bookmarkEnd w:id="1"/>
       <w:r>
+        <w:rPr>
+          <w:rFonts w:ascii="Calibri Light" w:hAnsi="Calibri Light" w:eastAsia="Calibri Light"/>
+        </w:rPr>
         <w:t>🔗 What is the Graph Data Model?</w:t>
       </w:r>
     </w:p>
@@ -180,6 +186,7 @@
       <w:bookmarkEnd w:id="2"/>
       <w:r>
         <w:rPr>
+          <w:rFonts w:ascii="Calibri Light" w:hAnsi="Calibri Light" w:eastAsia="Calibri Light"/>
           <w:b/>
           <w:bCs/>
           <w:sz w:val="34"/>
@@ -657,6 +664,9 @@
       <w:bookmarkStart w:id="3" w:name="_b0b2hsva6ydz" w:colFirst="0" w:colLast="0"/>
       <w:bookmarkEnd w:id="3"/>
       <w:r>
+        <w:rPr>
+          <w:rFonts w:ascii="Calibri Light" w:hAnsi="Calibri Light" w:eastAsia="Calibri Light"/>
+        </w:rPr>
         <w:t>🧾 Example: Social Network</w:t>
       </w:r>
     </w:p>
@@ -926,6 +936,7 @@
       <w:bookmarkEnd w:id="4"/>
       <w:r>
         <w:rPr>
+          <w:rFonts w:ascii="Calibri Light" w:hAnsi="Calibri Light" w:eastAsia="Calibri Light"/>
           <w:b/>
           <w:bCs/>
           <w:sz w:val="34"/>
@@ -1096,6 +1107,7 @@
       <w:bookmarkEnd w:id="5"/>
       <w:r>
         <w:rPr>
+          <w:rFonts w:ascii="Calibri Light" w:hAnsi="Calibri Light" w:eastAsia="Calibri Light"/>
           <w:b/>
           <w:bCs/>
           <w:sz w:val="34"/>
@@ -1277,7 +1289,7 @@
       <w:bookmarkEnd w:id="6"/>
       <w:r>
         <w:rPr>
-          <w:rFonts w:ascii="Arial Unicode MS" w:eastAsia="Arial Unicode MS" w:hAnsi="Arial Unicode MS" w:cs="Arial Unicode MS"/>
+          <w:rFonts w:ascii="Calibri Light" w:eastAsia="Calibri Light" w:hAnsi="Calibri Light" w:cs="Arial Unicode MS"/>
           <w:b/>
           <w:bCs/>
           <w:sz w:val="34"/>
@@ -1759,7 +1771,7 @@
       <w:bookmarkEnd w:id="7"/>
       <w:r>
         <w:rPr>
-          <w:rFonts w:ascii="Arial Unicode MS" w:eastAsia="Arial Unicode MS" w:hAnsi="Arial Unicode MS" w:cs="Arial Unicode MS"/>
+          <w:rFonts w:ascii="Calibri Light" w:eastAsia="Calibri Light" w:hAnsi="Calibri Light" w:cs="Arial Unicode MS"/>
           <w:b/>
           <w:bCs/>
           <w:sz w:val="34"/>
@@ -2178,6 +2190,7 @@
       <w:bookmarkEnd w:id="8"/>
       <w:r>
         <w:rPr>
+          <w:rFonts w:ascii="Calibri Light" w:hAnsi="Calibri Light" w:eastAsia="Calibri Light"/>
           <w:b/>
           <w:bCs/>
           <w:sz w:val="34"/>
@@ -2635,6 +2648,7 @@
       <w:bookmarkEnd w:id="9"/>
       <w:r>
         <w:rPr>
+          <w:rFonts w:ascii="Calibri Light" w:hAnsi="Calibri Light" w:eastAsia="Calibri Light"/>
           <w:b/>
           <w:bCs/>
           <w:sz w:val="34"/>
@@ -3140,6 +3154,7 @@
       <w:bookmarkEnd w:id="10"/>
       <w:r>
         <w:rPr>
+          <w:rFonts w:ascii="Calibri Light" w:hAnsi="Calibri Light" w:eastAsia="Calibri Light"/>
           <w:b/>
           <w:bCs/>
           <w:sz w:val="34"/>
@@ -3285,6 +3300,9 @@
       <w:bookmarkStart w:id="11" w:name="_3upeiwast4b7" w:colFirst="0" w:colLast="0"/>
       <w:bookmarkEnd w:id="11"/>
       <w:r>
+        <w:rPr>
+          <w:rFonts w:ascii="Calibri Light" w:hAnsi="Calibri Light" w:eastAsia="Calibri Light"/>
+        </w:rPr>
         <w:t>📘 Side-by-Side Comparison: Graph Model vs Network Model</w:t>
       </w:r>
     </w:p>
@@ -4633,6 +4651,9 @@
       <w:bookmarkStart w:id="12" w:name="_hesm32hvezyr" w:colFirst="0" w:colLast="0"/>
       <w:bookmarkEnd w:id="12"/>
       <w:r>
+        <w:rPr>
+          <w:rFonts w:ascii="Calibri Light" w:hAnsi="Calibri Light" w:eastAsia="Calibri Light"/>
+        </w:rPr>
         <w:t>🧠 Example Illustration</w:t>
       </w:r>
     </w:p>
@@ -4654,6 +4675,7 @@
       <w:bookmarkEnd w:id="13"/>
       <w:r>
         <w:rPr>
+          <w:rFonts w:ascii="Calibri Light" w:hAnsi="Calibri Light" w:eastAsia="Calibri Light"/>
           <w:b/>
           <w:bCs/>
           <w:color w:val="000000"/>
@@ -4888,6 +4910,7 @@
       <w:bookmarkEnd w:id="14"/>
       <w:r>
         <w:rPr>
+          <w:rFonts w:ascii="Calibri Light" w:hAnsi="Calibri Light" w:eastAsia="Calibri Light"/>
           <w:b/>
           <w:bCs/>
           <w:color w:val="000000"/>
@@ -5149,6 +5172,7 @@
       <w:bookmarkEnd w:id="15"/>
       <w:r>
         <w:rPr>
+          <w:rFonts w:ascii="Calibri Light" w:hAnsi="Calibri Light" w:eastAsia="Calibri Light"/>
           <w:b/>
           <w:bCs/>
           <w:color w:val="000000"/>
@@ -5263,7 +5287,7 @@
       <w:bookmarkEnd w:id="16"/>
       <w:r>
         <w:rPr>
-          <w:rFonts w:ascii="Andika" w:eastAsia="Andika" w:hAnsi="Andika" w:cs="Andika"/>
+          <w:rFonts w:ascii="Calibri Light" w:eastAsia="Calibri Light" w:hAnsi="Calibri Light" w:cs="Andika"/>
           <w:b/>
           <w:bCs/>
           <w:color w:val="000000"/>
@@ -5572,7 +5596,7 @@
       <w:bookmarkEnd w:id="17"/>
       <w:r>
         <w:rPr>
-          <w:rFonts w:ascii="Andika" w:eastAsia="Andika" w:hAnsi="Andika" w:cs="Andika"/>
+          <w:rFonts w:ascii="Calibri Light" w:eastAsia="Calibri Light" w:hAnsi="Calibri Light" w:cs="Andika"/>
           <w:b/>
           <w:bCs/>
           <w:color w:val="000000"/>
@@ -5886,6 +5910,9 @@
       <w:bookmarkStart w:id="18" w:name="_yt2kxts3birk" w:colFirst="0" w:colLast="0"/>
       <w:bookmarkEnd w:id="18"/>
       <w:r>
+        <w:rPr>
+          <w:rFonts w:ascii="Calibri Light" w:hAnsi="Calibri Light" w:eastAsia="Calibri Light"/>
+        </w:rPr>
         <w:t>🧠 Key Takeaways from the Diagram</w:t>
       </w:r>
     </w:p>
@@ -6525,6 +6552,9 @@
       <w:bookmarkStart w:id="19" w:name="_p15tdfacke9e" w:colFirst="0" w:colLast="0"/>
       <w:bookmarkEnd w:id="19"/>
       <w:r>
+        <w:rPr>
+          <w:rFonts w:ascii="Calibri Light" w:hAnsi="Calibri Light" w:eastAsia="Calibri Light"/>
+        </w:rPr>
         <w:t>🆚 A visual diagram comparing Graph Model vs Network Model</w:t>
       </w:r>
     </w:p>
@@ -6638,7 +6668,7 @@
       <w:bookmarkEnd w:id="21"/>
       <w:r>
         <w:rPr>
-          <w:rFonts w:ascii="Arial Unicode MS" w:eastAsia="Arial Unicode MS" w:hAnsi="Arial Unicode MS" w:cs="Arial Unicode MS"/>
+          <w:rFonts w:ascii="Calibri Light" w:eastAsia="Calibri Light" w:hAnsi="Calibri Light" w:cs="Arial Unicode MS"/>
         </w:rPr>
         <w:t>✅ Summary</w:t>
       </w:r>
@@ -7099,6 +7129,9 @@
       <w:bookmarkStart w:id="22" w:name="_sh5lo2pa6x1k" w:colFirst="0" w:colLast="0"/>
       <w:bookmarkEnd w:id="22"/>
       <w:r>
+        <w:rPr>
+          <w:rFonts w:ascii="Calibri Light" w:hAnsi="Calibri Light" w:eastAsia="Calibri Light"/>
+        </w:rPr>
         <w:t>🚦Conclusion</w:t>
       </w:r>
     </w:p>
@@ -7278,6 +7311,7 @@
       <w:bookmarkEnd w:id="23"/>
       <w:r>
         <w:rPr>
+          <w:rFonts w:ascii="Calibri Light" w:hAnsi="Calibri Light" w:eastAsia="Calibri Light"/>
           <w:b/>
           <w:bCs/>
           <w:sz w:val="34"/>
